--- a/zaini_case_audit_output/outputs/word/documents/155_صفحة 1 من تقديم الشكوى.docx
+++ b/zaini_case_audit_output/outputs/word/documents/155_صفحة 1 من تقديم الشكوى.docx
@@ -78,7 +78,7 @@
           <w:b w:val="0"/>
           <w:i w:val="0"/>
         </w:rPr>
-        <w:t>ءاضقلل ىلعألا سلجملا | ةينورتكلإلا يوكشلا ةمدخ</w:t>
+        <w:t>خدمة الشكوي الإلكترونية | المجلس الأعلى للقضاء</w:t>
       </w:r>
     </w:p>
     <w:p>
@@ -104,7 +104,7 @@
           <w:b w:val="0"/>
           <w:i w:val="0"/>
         </w:rPr>
-        <w:t>°ó</w:t>
+        <w:t>ó°</w:t>
       </w:r>
     </w:p>
     <w:p>
@@ -195,7 +195,7 @@
           <w:b w:val="0"/>
           <w:i w:val="0"/>
         </w:rPr>
-        <w:t>°ó</w:t>
+        <w:t>ó°</w:t>
       </w:r>
     </w:p>
     <w:p>
@@ -221,7 +221,7 @@
           <w:b w:val="0"/>
           <w:i w:val="0"/>
         </w:rPr>
-        <w:t>°ó</w:t>
+        <w:t>ó°</w:t>
       </w:r>
     </w:p>
     <w:p>
@@ -260,7 +260,7 @@
           <w:b w:val="0"/>
           <w:i w:val="0"/>
         </w:rPr>
-        <w:t>©°ó</w:t>
+        <w:t>ó°©</w:t>
       </w:r>
     </w:p>
     <w:p>
@@ -403,7 +403,7 @@
           <w:b w:val="0"/>
           <w:i w:val="0"/>
         </w:rPr>
-        <w:t>4⁄3°ó</w:t>
+        <w:t>ó°3⁄4</w:t>
       </w:r>
     </w:p>
     <w:p>
@@ -416,7 +416,7 @@
           <w:b w:val="0"/>
           <w:i w:val="0"/>
         </w:rPr>
-        <w:t>°ó</w:t>
+        <w:t>ó°</w:t>
       </w:r>
     </w:p>
     <w:p>
@@ -442,7 +442,7 @@
           <w:b w:val="0"/>
           <w:i w:val="0"/>
         </w:rPr>
-        <w:t>°ó</w:t>
+        <w:t>ó°</w:t>
       </w:r>
     </w:p>
     <w:p>
@@ -481,7 +481,7 @@
           <w:b w:val="0"/>
           <w:i w:val="0"/>
         </w:rPr>
-        <w:t>°ó</w:t>
+        <w:t>ó°</w:t>
       </w:r>
     </w:p>
     <w:p>
@@ -624,9 +624,9 @@
           <w:b w:val="0"/>
           <w:i w:val="0"/>
         </w:rPr>
-        <w:t>&lt;https://complaints.scj.gov.sa/complaint&gt;</w:t>
+        <w:t xml:space="preserve">&lt;https://complaints.scj.gov.sa/complaint&gt;   </w:t>
         <w:br/>
-        <w:t xml:space="preserve">   &lt;https://complaints.scj.gov.sa/&gt;</w:t>
+        <w:t>&lt;https://complaints.scj.gov.sa/&gt;</w:t>
       </w:r>
     </w:p>
     <w:p>
@@ -639,7 +639,7 @@
           <w:b w:val="0"/>
           <w:i w:val="0"/>
         </w:rPr>
-        <w:t>(1#)[1#\]</w:t>
+        <w:t>[\#1](#1)</w:t>
       </w:r>
     </w:p>
     <w:p>
@@ -652,27 +652,27 @@
           <w:b w:val="0"/>
           <w:i w:val="0"/>
         </w:rPr>
-        <w:t>(1#)[1#\]</w:t>
+        <w:t xml:space="preserve">[\#1](#1)   </w:t>
         <w:br/>
-        <w:t xml:space="preserve">   (1#)[1#\]</w:t>
+        <w:t xml:space="preserve">[\#1](#1)   </w:t>
         <w:br/>
-        <w:t xml:space="preserve">   (1#)[1#\]</w:t>
+        <w:t xml:space="preserve">[\#1](#1)   </w:t>
         <w:br/>
-        <w:t xml:space="preserve">   &lt;https://complaints.scj.gov.sa/&gt;</w:t>
+        <w:t xml:space="preserve">&lt;https://complaints.scj.gov.sa/&gt;   </w:t>
         <w:br/>
-        <w:t xml:space="preserve">   &lt;https://complaints.scj.gov.sa/profile&gt;</w:t>
+        <w:t xml:space="preserve">&lt;https://complaints.scj.gov.sa/profile&gt;   </w:t>
         <w:br/>
-        <w:t xml:space="preserve">   &lt;contact#https://www.scj.gov.sa/&gt;</w:t>
+        <w:t xml:space="preserve">&lt;https://www.scj.gov.sa/#contact&gt;   </w:t>
         <w:br/>
-        <w:t xml:space="preserve">   &lt;'/'https://complaints.scj.gov.sa/&gt;</w:t>
+        <w:t xml:space="preserve">&lt;https://complaints.scj.gov.sa/'/'&gt;   </w:t>
         <w:br/>
-        <w:t xml:space="preserve">   &lt;contact#https://www.scj.gov.sa/&gt;</w:t>
+        <w:t xml:space="preserve">&lt;https://www.scj.gov.sa/#contact&gt;   </w:t>
         <w:br/>
-        <w:t xml:space="preserve">   &lt;'/'https://complaints.scj.gov.sa/&gt;</w:t>
+        <w:t xml:space="preserve">&lt;https://complaints.scj.gov.sa/'/'&gt;   </w:t>
         <w:br/>
-        <w:t xml:space="preserve">   &lt;https://complaints.scj.gov.sa/&gt;</w:t>
+        <w:t xml:space="preserve">&lt;https://complaints.scj.gov.sa/&gt;   </w:t>
         <w:br/>
-        <w:t>&gt;</w:t>
+        <w:t>&lt;</w:t>
       </w:r>
     </w:p>
     <w:sectPr>

--- a/zaini_case_audit_output/outputs/word/documents/155_صفحة 1 من تقديم الشكوى.docx
+++ b/zaini_case_audit_output/outputs/word/documents/155_صفحة 1 من تقديم الشكوى.docx
@@ -78,7 +78,7 @@
           <w:b w:val="0"/>
           <w:i w:val="0"/>
         </w:rPr>
-        <w:t>خدمة الشكوي الإلكترونية | المجلس الأعلى للقضاء</w:t>
+        <w:t>ءاضقلل ىلعألا سلجملا | ةينورتكلإلا يوكشلا ةمدخ</w:t>
       </w:r>
     </w:p>
     <w:p>
@@ -130,7 +130,7 @@
           <w:b w:val="0"/>
           <w:i w:val="0"/>
         </w:rPr>
-        <w:t>يرجى تحديد نوع الشكوى</w:t>
+        <w:t>ىوكشلا عون ديدحت ىجري</w:t>
       </w:r>
     </w:p>
     <w:p>
@@ -156,7 +156,7 @@
           <w:b w:val="0"/>
           <w:i w:val="0"/>
         </w:rPr>
-        <w:t>الشكاوى المرتبطة بالقضايا المنظورة يف القضاء العام</w:t>
+        <w:t>ماعلا ءاضقلا في ةروظنملا اياضقلاب ةطبترملا ىواكشلا</w:t>
       </w:r>
     </w:p>
     <w:p>
@@ -169,7 +169,7 @@
           <w:b w:val="0"/>
           <w:i w:val="0"/>
         </w:rPr>
-        <w:t>­°ó التاريخ ميالدي</w:t>
+        <w:t>يدلايم خيراتلا ó°­</w:t>
       </w:r>
     </w:p>
     <w:p>
@@ -182,7 +182,7 @@
           <w:b w:val="0"/>
           <w:i w:val="0"/>
         </w:rPr>
-        <w:t>النوع</w:t>
+        <w:t>عونلا</w:t>
       </w:r>
     </w:p>
     <w:p>
@@ -208,7 +208,7 @@
           <w:b w:val="0"/>
           <w:i w:val="0"/>
         </w:rPr>
-        <w:t>الصفة</w:t>
+        <w:t>ةفصلا</w:t>
       </w:r>
     </w:p>
     <w:p>
@@ -234,7 +234,7 @@
           <w:b w:val="0"/>
           <w:i w:val="0"/>
         </w:rPr>
-        <w:t>المحكمة</w:t>
+        <w:t>ةمكحملا</w:t>
       </w:r>
     </w:p>
     <w:p>
@@ -247,7 +247,7 @@
           <w:b w:val="0"/>
           <w:i w:val="0"/>
         </w:rPr>
-        <w:t>بجدة التجارية المحكمة</w:t>
+        <w:t>ةمكحملا ةيراجتلا ةدجب</w:t>
       </w:r>
     </w:p>
     <w:p>
@@ -273,7 +273,7 @@
           <w:b w:val="0"/>
           <w:i w:val="0"/>
         </w:rPr>
-        <w:t>·°ó البحث</w:t>
+        <w:t>ثحبلا ó°·</w:t>
       </w:r>
     </w:p>
     <w:p>
@@ -286,7 +286,7 @@
           <w:b w:val="0"/>
           <w:i w:val="0"/>
         </w:rPr>
-        <w:t>°ó البحث</w:t>
+        <w:t>ثحبلا ó°</w:t>
       </w:r>
     </w:p>
     <w:p>
@@ -299,7 +299,7 @@
           <w:b w:val="0"/>
           <w:i w:val="0"/>
         </w:rPr>
-        <w:t>النوع</w:t>
+        <w:t>عونلا</w:t>
       </w:r>
     </w:p>
     <w:p>
@@ -312,7 +312,7 @@
           <w:b w:val="0"/>
           <w:i w:val="0"/>
         </w:rPr>
-        <w:t>النظامية الرشكات</w:t>
+        <w:t>تاكشرلا ةيماظنلا</w:t>
       </w:r>
     </w:p>
     <w:p>
@@ -325,7 +325,7 @@
           <w:b w:val="0"/>
           <w:i w:val="0"/>
         </w:rPr>
-        <w:t>الصفة</w:t>
+        <w:t>ةفصلا</w:t>
       </w:r>
     </w:p>
     <w:p>
@@ -351,7 +351,7 @@
           <w:b w:val="0"/>
           <w:i w:val="0"/>
         </w:rPr>
-        <w:t>اخرت النوع</w:t>
+        <w:t>عونلا ترخا</w:t>
       </w:r>
     </w:p>
     <w:p>
@@ -364,7 +364,7 @@
           <w:b w:val="0"/>
           <w:i w:val="0"/>
         </w:rPr>
-        <w:t>اخرت الصفة اخرت المحكمة</w:t>
+        <w:t>ةمكحملا ترخا ةفصلا ترخا</w:t>
       </w:r>
     </w:p>
     <w:p>
@@ -377,7 +377,7 @@
           <w:b w:val="0"/>
           <w:i w:val="0"/>
         </w:rPr>
-        <w:t>الحالة</w:t>
+        <w:t>ةلاحلا</w:t>
       </w:r>
     </w:p>
     <w:p>
@@ -390,7 +390,7 @@
           <w:b w:val="0"/>
           <w:i w:val="0"/>
         </w:rPr>
-        <w:t>بالتنازل منتهية</w:t>
+        <w:t>ةيهتنم لزانتلاب</w:t>
       </w:r>
     </w:p>
     <w:p>
@@ -455,7 +455,7 @@
           <w:b w:val="0"/>
           <w:i w:val="0"/>
         </w:rPr>
-        <w:t>­°ó التاريخ هجري</w:t>
+        <w:t>يرجه خيراتلا ó°­</w:t>
       </w:r>
     </w:p>
     <w:p>
@@ -468,7 +468,7 @@
           <w:b w:val="0"/>
           <w:i w:val="0"/>
         </w:rPr>
-        <w:t>المحكمة</w:t>
+        <w:t>ةمكحملا</w:t>
       </w:r>
     </w:p>
     <w:p>
@@ -494,7 +494,7 @@
           <w:b w:val="0"/>
           <w:i w:val="0"/>
         </w:rPr>
-        <w:t>4⁄3¡°ó المساعدة μ­°ó بيانايت °ó الرئيسية</w:t>
+        <w:t>ةيسيئرلا ó° تيانايب ó°­μ ةدعاسملا ó°¡3⁄4</w:t>
       </w:r>
     </w:p>
     <w:p>
@@ -507,7 +507,7 @@
           <w:b w:val="0"/>
           <w:i w:val="0"/>
         </w:rPr>
-        <w:t>التار يخ</w:t>
+        <w:t>خي راتلا</w:t>
       </w:r>
     </w:p>
     <w:p>
@@ -533,7 +533,7 @@
           <w:b w:val="0"/>
           <w:i w:val="0"/>
         </w:rPr>
-        <w:t>رقم القضية</w:t>
+        <w:t>ةيضقلا مقر</w:t>
       </w:r>
     </w:p>
     <w:p>
@@ -559,7 +559,7 @@
           <w:b w:val="0"/>
           <w:i w:val="0"/>
         </w:rPr>
-        <w:t>رقم القضية</w:t>
+        <w:t>ةيضقلا مقر</w:t>
       </w:r>
     </w:p>
     <w:p>
@@ -585,7 +585,7 @@
           <w:b w:val="0"/>
           <w:i w:val="0"/>
         </w:rPr>
-        <w:t>°ó °ó السابق التايل °ó إلغاء</w:t>
+        <w:t>ءاغلإ ó° لياتلا قباسلا ó° ó°</w:t>
       </w:r>
     </w:p>
     <w:p>
@@ -598,7 +598,7 @@
           <w:b w:val="0"/>
           <w:i w:val="0"/>
         </w:rPr>
-        <w:t>تواصل معنا °ó الرئيسية μ­°ó بيانايت 4⁄3¡°ó المساعدة</w:t>
+        <w:t>ةدعاسملا ó°¡3⁄4 تيانايب ó°­μ ةيسيئرلا ó° انعم لصاوت</w:t>
       </w:r>
     </w:p>
     <w:p>
@@ -611,7 +611,7 @@
           <w:b w:val="0"/>
           <w:i w:val="0"/>
         </w:rPr>
-        <w:t>المجلس األعلى للقضاء © عن المجلس المساعدة</w:t>
+        <w:t>ةدعاسملا سلجملا نع © ءاضقلل ىلعلأا سلجملا</w:t>
       </w:r>
     </w:p>
     <w:p>

--- a/zaini_case_audit_output/outputs/word/documents/155_صفحة 1 من تقديم الشكوى.docx
+++ b/zaini_case_audit_output/outputs/word/documents/155_صفحة 1 من تقديم الشكوى.docx
@@ -533,7 +533,7 @@
           <w:b w:val="0"/>
           <w:i w:val="0"/>
         </w:rPr>
-        <w:t>ةيضقلا مقر</w:t>
+        <w:t>رقم القضية</w:t>
       </w:r>
     </w:p>
     <w:p>
@@ -559,7 +559,7 @@
           <w:b w:val="0"/>
           <w:i w:val="0"/>
         </w:rPr>
-        <w:t>ةيضقلا مقر</w:t>
+        <w:t>رقم القضية</w:t>
       </w:r>
     </w:p>
     <w:p>

--- a/zaini_case_audit_output/outputs/word/documents/155_صفحة 1 من تقديم الشكوى.docx
+++ b/zaini_case_audit_output/outputs/word/documents/155_صفحة 1 من تقديم الشكوى.docx
@@ -70,15 +70,14 @@
     <w:p/>
     <w:p>
       <w:pPr>
+        <w:pStyle w:val="Heading2"/>
         <w:jc w:val="right"/>
         <w:bidi/>
       </w:pPr>
       <w:r>
-        <w:rPr>
-          <w:b w:val="0"/>
-          <w:i w:val="0"/>
-        </w:rPr>
-        <w:t>ءاضقلل ىلعألا سلجملا | ةينورتكلإلا يوكشلا ةمدخ</w:t>
+        <w:t>[المتن الفعلي: الوقائع / الأسباب / المنطوق] ===</w:t>
+        <w:br/>
+        <w:t xml:space="preserve"> ءاضقلل ىلعألا سلجملا | ةينورتكلإلا يوكشلا ةمدخ</w:t>
       </w:r>
     </w:p>
     <w:p>
@@ -130,7 +129,7 @@
           <w:b w:val="0"/>
           <w:i w:val="0"/>
         </w:rPr>
-        <w:t>ىوكشلا عون ديدحت ىجري</w:t>
+        <w:t>يرجى تحديد نوع الشكوى</w:t>
       </w:r>
     </w:p>
     <w:p>
@@ -486,27 +485,25 @@
     </w:p>
     <w:p>
       <w:pPr>
+        <w:pStyle w:val="Heading2"/>
         <w:jc w:val="right"/>
         <w:bidi/>
       </w:pPr>
       <w:r>
-        <w:rPr>
-          <w:b w:val="0"/>
-          <w:i w:val="0"/>
-        </w:rPr>
+        <w:t>[بيانات الأطراف: المدعي / المدعى عليه / الحاضرون] ===</w:t>
+        <w:br/>
         <w:t>ةيسيئرلا ó° تيانايب ó°­μ ةدعاسملا ó°¡3⁄4</w:t>
       </w:r>
     </w:p>
     <w:p>
       <w:pPr>
+        <w:pStyle w:val="Heading2"/>
         <w:jc w:val="right"/>
         <w:bidi/>
       </w:pPr>
       <w:r>
-        <w:rPr>
-          <w:b w:val="0"/>
-          <w:i w:val="0"/>
-        </w:rPr>
+        <w:t>[المتن الفعلي: الوقائع / الأسباب / المنطوق] ===</w:t>
+        <w:br/>
         <w:t>خي راتلا</w:t>
       </w:r>
     </w:p>
@@ -590,15 +587,26 @@
     </w:p>
     <w:p>
       <w:pPr>
+        <w:pStyle w:val="Heading2"/>
         <w:jc w:val="right"/>
         <w:bidi/>
       </w:pPr>
       <w:r>
-        <w:rPr>
-          <w:b w:val="0"/>
-          <w:i w:val="0"/>
-        </w:rPr>
-        <w:t>ةدعاسملا ó°¡3⁄4 تيانايب ó°­μ ةيسيئرلا ó° انعم لصاوت</w:t>
+        <w:t>[المُرسَل إليه / المخاطَب والتحية] ===</w:t>
+        <w:br/>
+        <w:t>تواصل معنا °ó الرئيسية μ­°ó بيانايت 4⁄3¡°ó المساعدة</w:t>
+      </w:r>
+    </w:p>
+    <w:p>
+      <w:pPr>
+        <w:pStyle w:val="Heading2"/>
+        <w:jc w:val="right"/>
+        <w:bidi/>
+      </w:pPr>
+      <w:r>
+        <w:t>[المتن الفعلي: الوقائع / الأسباب / المنطوق] ===</w:t>
+        <w:br/>
+        <w:t>المجلس األعلى للقضاء © عن المجلس المساعدة</w:t>
       </w:r>
     </w:p>
     <w:p>
@@ -611,20 +619,7 @@
           <w:b w:val="0"/>
           <w:i w:val="0"/>
         </w:rPr>
-        <w:t>ةدعاسملا سلجملا نع © ءاضقلل ىلعلأا سلجملا</w:t>
-      </w:r>
-    </w:p>
-    <w:p>
-      <w:pPr>
-        <w:jc w:val="right"/>
-        <w:bidi/>
-      </w:pPr>
-      <w:r>
-        <w:rPr>
-          <w:b w:val="0"/>
-          <w:i w:val="0"/>
-        </w:rPr>
-        <w:t xml:space="preserve">&lt;https://complaints.scj.gov.sa/complaint&gt;   </w:t>
+        <w:t>&lt;https://complaints.scj.gov.sa/complaint&gt;</w:t>
         <w:br/>
         <w:t>&lt;https://complaints.scj.gov.sa/&gt;</w:t>
       </w:r>
@@ -652,25 +647,65 @@
           <w:b w:val="0"/>
           <w:i w:val="0"/>
         </w:rPr>
-        <w:t xml:space="preserve">[\#1](#1)   </w:t>
+        <w:t>[\#1](#1)</w:t>
         <w:br/>
-        <w:t xml:space="preserve">[\#1](#1)   </w:t>
+        <w:t>[\#1](#1)</w:t>
         <w:br/>
-        <w:t xml:space="preserve">[\#1](#1)   </w:t>
+        <w:t>[\#1](#1)</w:t>
         <w:br/>
-        <w:t xml:space="preserve">&lt;https://complaints.scj.gov.sa/&gt;   </w:t>
+        <w:t>&lt;https://complaints.scj.gov.sa/&gt;</w:t>
         <w:br/>
-        <w:t xml:space="preserve">&lt;https://complaints.scj.gov.sa/profile&gt;   </w:t>
+        <w:t>&lt;https://complaints.scj.gov.sa/profile&gt;</w:t>
+      </w:r>
+    </w:p>
+    <w:p>
+      <w:pPr>
+        <w:pStyle w:val="Heading2"/>
+        <w:jc w:val="right"/>
+        <w:bidi/>
+      </w:pPr>
+      <w:r>
+        <w:t>[ترويسة / كليشة رسمية — معلومات متكررة] ===</w:t>
         <w:br/>
-        <w:t xml:space="preserve">&lt;https://www.scj.gov.sa/#contact&gt;   </w:t>
+        <w:t>&lt;https://www.scj.gov.sa/#contact&gt;</w:t>
+      </w:r>
+    </w:p>
+    <w:p>
+      <w:pPr>
+        <w:pStyle w:val="Heading2"/>
+        <w:jc w:val="right"/>
+        <w:bidi/>
+      </w:pPr>
+      <w:r>
+        <w:t>[المتن الفعلي: الوقائع / الأسباب / المنطوق] ===</w:t>
         <w:br/>
-        <w:t xml:space="preserve">&lt;https://complaints.scj.gov.sa/'/'&gt;   </w:t>
+        <w:t>&lt;https://complaints.scj.gov.sa/'/'&gt;</w:t>
+      </w:r>
+    </w:p>
+    <w:p>
+      <w:pPr>
+        <w:pStyle w:val="Heading2"/>
+        <w:jc w:val="right"/>
+        <w:bidi/>
+      </w:pPr>
+      <w:r>
+        <w:t>[ترويسة / كليشة رسمية — معلومات متكررة] ===</w:t>
         <w:br/>
-        <w:t xml:space="preserve">&lt;https://www.scj.gov.sa/#contact&gt;   </w:t>
+        <w:t>&lt;https://www.scj.gov.sa/#contact&gt;</w:t>
+      </w:r>
+    </w:p>
+    <w:p>
+      <w:pPr>
+        <w:pStyle w:val="Heading2"/>
+        <w:jc w:val="right"/>
+        <w:bidi/>
+      </w:pPr>
+      <w:r>
+        <w:t>[المتن الفعلي: الوقائع / الأسباب / المنطوق] ===</w:t>
         <w:br/>
-        <w:t xml:space="preserve">&lt;https://complaints.scj.gov.sa/'/'&gt;   </w:t>
+        <w:t>&lt;https://complaints.scj.gov.sa/'/'&gt;</w:t>
         <w:br/>
-        <w:t xml:space="preserve">&lt;https://complaints.scj.gov.sa/&gt;   </w:t>
+        <w:t>&lt;https://complaints.scj.gov.sa/&gt;</w:t>
         <w:br/>
         <w:t>&lt;</w:t>
       </w:r>

--- a/zaini_case_audit_output/outputs/word/documents/155_صفحة 1 من تقديم الشكوى.docx
+++ b/zaini_case_audit_output/outputs/word/documents/155_صفحة 1 من تقديم الشكوى.docx
@@ -75,21 +75,20 @@
         <w:bidi/>
       </w:pPr>
       <w:r>
-        <w:t>[المتن الفعلي: الوقائع / الأسباب / المنطوق] ===</w:t>
+        <w:t>[المُرسَل إليه / المخاطَب والتحية] ===</w:t>
         <w:br/>
-        <w:t xml:space="preserve"> ءاضقلل ىلعألا سلجملا | ةينورتكلإلا يوكشلا ةمدخ</w:t>
+        <w:t>خدمة الشكوي الإلكترونية | المجلس الأعلى للقضاء</w:t>
       </w:r>
     </w:p>
     <w:p>
       <w:pPr>
+        <w:pStyle w:val="Heading2"/>
         <w:jc w:val="right"/>
         <w:bidi/>
       </w:pPr>
       <w:r>
-        <w:rPr>
-          <w:b w:val="0"/>
-          <w:i w:val="0"/>
-        </w:rPr>
+        <w:t>[المتن الفعلي: الوقائع / الأسباب / المنطوق] ===</w:t>
+        <w:br/>
         <w:t>°ó خدمة الشكوى اإللكرتونية شكوى جديدة شكوى جديدة</w:t>
       </w:r>
     </w:p>
@@ -155,7 +154,7 @@
           <w:b w:val="0"/>
           <w:i w:val="0"/>
         </w:rPr>
-        <w:t>ماعلا ءاضقلا في ةروظنملا اياضقلاب ةطبترملا ىواكشلا</w:t>
+        <w:t>الشكاوى المرتبطة بالقضايا المنظورة يف القضاء العام</w:t>
       </w:r>
     </w:p>
     <w:p>
@@ -168,7 +167,7 @@
           <w:b w:val="0"/>
           <w:i w:val="0"/>
         </w:rPr>
-        <w:t>يدلايم خيراتلا ó°­</w:t>
+        <w:t>­°ó التاريخ ميالدي</w:t>
       </w:r>
     </w:p>
     <w:p>
@@ -199,27 +198,25 @@
     </w:p>
     <w:p>
       <w:pPr>
+        <w:pStyle w:val="Heading2"/>
         <w:jc w:val="right"/>
         <w:bidi/>
       </w:pPr>
       <w:r>
-        <w:rPr>
-          <w:b w:val="0"/>
-          <w:i w:val="0"/>
-        </w:rPr>
-        <w:t>ةفصلا</w:t>
+        <w:t>[بيانات الأطراف: المدعي / المدعى عليه / الحاضرون] ===</w:t>
+        <w:br/>
+        <w:t>الصفة</w:t>
       </w:r>
     </w:p>
     <w:p>
       <w:pPr>
+        <w:pStyle w:val="Heading2"/>
         <w:jc w:val="right"/>
         <w:bidi/>
       </w:pPr>
       <w:r>
-        <w:rPr>
-          <w:b w:val="0"/>
-          <w:i w:val="0"/>
-        </w:rPr>
+        <w:t>[المتن الفعلي: الوقائع / الأسباب / المنطوق] ===</w:t>
+        <w:br/>
         <w:t>ó°</w:t>
       </w:r>
     </w:p>
@@ -233,7 +230,7 @@
           <w:b w:val="0"/>
           <w:i w:val="0"/>
         </w:rPr>
-        <w:t>ةمكحملا</w:t>
+        <w:t>المحكمة</w:t>
       </w:r>
     </w:p>
     <w:p>
@@ -246,7 +243,7 @@
           <w:b w:val="0"/>
           <w:i w:val="0"/>
         </w:rPr>
-        <w:t>ةمكحملا ةيراجتلا ةدجب</w:t>
+        <w:t>بجدة التجارية المحكمة</w:t>
       </w:r>
     </w:p>
     <w:p>
@@ -311,32 +308,30 @@
           <w:b w:val="0"/>
           <w:i w:val="0"/>
         </w:rPr>
-        <w:t>تاكشرلا ةيماظنلا</w:t>
+        <w:t>النظامية الرشكات</w:t>
       </w:r>
     </w:p>
     <w:p>
       <w:pPr>
+        <w:pStyle w:val="Heading2"/>
         <w:jc w:val="right"/>
         <w:bidi/>
       </w:pPr>
       <w:r>
-        <w:rPr>
-          <w:b w:val="0"/>
-          <w:i w:val="0"/>
-        </w:rPr>
-        <w:t>ةفصلا</w:t>
+        <w:t>[بيانات الأطراف: المدعي / المدعى عليه / الحاضرون] ===</w:t>
+        <w:br/>
+        <w:t>الصفة</w:t>
       </w:r>
     </w:p>
     <w:p>
       <w:pPr>
+        <w:pStyle w:val="Heading2"/>
         <w:jc w:val="right"/>
         <w:bidi/>
       </w:pPr>
       <w:r>
-        <w:rPr>
-          <w:b w:val="0"/>
-          <w:i w:val="0"/>
-        </w:rPr>
+        <w:t>[المتن الفعلي: الوقائع / الأسباب / المنطوق] ===</w:t>
+        <w:br/>
         <w:t>مدعى عليه</w:t>
       </w:r>
     </w:p>
@@ -355,27 +350,25 @@
     </w:p>
     <w:p>
       <w:pPr>
+        <w:pStyle w:val="Heading2"/>
         <w:jc w:val="right"/>
         <w:bidi/>
       </w:pPr>
       <w:r>
-        <w:rPr>
-          <w:b w:val="0"/>
-          <w:i w:val="0"/>
-        </w:rPr>
-        <w:t>ةمكحملا ترخا ةفصلا ترخا</w:t>
+        <w:t>[بيانات الأطراف: المدعي / المدعى عليه / الحاضرون] ===</w:t>
+        <w:br/>
+        <w:t>اخرت الصفة اخرت المحكمة</w:t>
       </w:r>
     </w:p>
     <w:p>
       <w:pPr>
+        <w:pStyle w:val="Heading2"/>
         <w:jc w:val="right"/>
         <w:bidi/>
       </w:pPr>
       <w:r>
-        <w:rPr>
-          <w:b w:val="0"/>
-          <w:i w:val="0"/>
-        </w:rPr>
+        <w:t>[المتن الفعلي: الوقائع / الأسباب / المنطوق] ===</w:t>
+        <w:br/>
         <w:t>ةلاحلا</w:t>
       </w:r>
     </w:p>
@@ -454,7 +447,7 @@
           <w:b w:val="0"/>
           <w:i w:val="0"/>
         </w:rPr>
-        <w:t>يرجه خيراتلا ó°­</w:t>
+        <w:t>­°ó التاريخ هجري</w:t>
       </w:r>
     </w:p>
     <w:p>
@@ -467,7 +460,7 @@
           <w:b w:val="0"/>
           <w:i w:val="0"/>
         </w:rPr>
-        <w:t>ةمكحملا</w:t>
+        <w:t>المحكمة</w:t>
       </w:r>
     </w:p>
     <w:p>
@@ -490,9 +483,9 @@
         <w:bidi/>
       </w:pPr>
       <w:r>
-        <w:t>[بيانات الأطراف: المدعي / المدعى عليه / الحاضرون] ===</w:t>
+        <w:t>[المُرسَل إليه / المخاطَب والتحية] ===</w:t>
         <w:br/>
-        <w:t>ةيسيئرلا ó° تيانايب ó°­μ ةدعاسملا ó°¡3⁄4</w:t>
+        <w:t>4⁄3¡°ó المساعدة μ­°ó بيانايت °ó الرئيسية</w:t>
       </w:r>
     </w:p>
     <w:p>
